--- a/results/supplementary/table_08_movement_correlations.docx
+++ b/results/supplementary/table_08_movement_correlations.docx
@@ -28,7 +28,7 @@
         <w:rPr/>
         <w:t xml:space="preserve">Table </w:t>
       </w:r>
-      <w:bookmarkStart w:id="452600c6-2eec-47a3-8281-95176f615945" w:name="table"/>
+      <w:bookmarkStart w:id="90bfba27-fe5b-405a-8c7e-5829bba1409b" w:name="table"/>
       <w:r>
         <w:rPr/>
         <w:fldChar w:fldCharType="begin" w:dirty="true"/>
@@ -41,7 +41,7 @@
         <w:rPr/>
         <w:fldChar w:fldCharType="end" w:dirty="true"/>
       </w:r>
-      <w:bookmarkEnd w:id="452600c6-2eec-47a3-8281-95176f615945"/>
+      <w:bookmarkEnd w:id="90bfba27-fe5b-405a-8c7e-5829bba1409b"/>
       <w:r>
         <w:rPr/>
         <w:t xml:space="preserve">. </w:t>

--- a/results/supplementary/table_08_movement_correlations.docx
+++ b/results/supplementary/table_08_movement_correlations.docx
@@ -28,7 +28,7 @@
         <w:rPr/>
         <w:t xml:space="preserve">Table </w:t>
       </w:r>
-      <w:bookmarkStart w:id="90bfba27-fe5b-405a-8c7e-5829bba1409b" w:name="table"/>
+      <w:bookmarkStart w:id="63b36eb8-03b6-4187-8b16-98d269873364" w:name="table"/>
       <w:r>
         <w:rPr/>
         <w:fldChar w:fldCharType="begin" w:dirty="true"/>
@@ -41,7 +41,7 @@
         <w:rPr/>
         <w:fldChar w:fldCharType="end" w:dirty="true"/>
       </w:r>
-      <w:bookmarkEnd w:id="90bfba27-fe5b-405a-8c7e-5829bba1409b"/>
+      <w:bookmarkEnd w:id="63b36eb8-03b6-4187-8b16-98d269873364"/>
       <w:r>
         <w:rPr/>
         <w:t xml:space="preserve">. </w:t>

--- a/results/supplementary/table_08_movement_correlations.docx
+++ b/results/supplementary/table_08_movement_correlations.docx
@@ -28,7 +28,7 @@
         <w:rPr/>
         <w:t xml:space="preserve">Table </w:t>
       </w:r>
-      <w:bookmarkStart w:id="63b36eb8-03b6-4187-8b16-98d269873364" w:name="table"/>
+      <w:bookmarkStart w:id="74188078-668b-4ea6-a965-bc52c2f9ceda" w:name="table"/>
       <w:r>
         <w:rPr/>
         <w:fldChar w:fldCharType="begin" w:dirty="true"/>
@@ -41,7 +41,7 @@
         <w:rPr/>
         <w:fldChar w:fldCharType="end" w:dirty="true"/>
       </w:r>
-      <w:bookmarkEnd w:id="63b36eb8-03b6-4187-8b16-98d269873364"/>
+      <w:bookmarkEnd w:id="74188078-668b-4ea6-a965-bc52c2f9ceda"/>
       <w:r>
         <w:rPr/>
         <w:t xml:space="preserve">. </w:t>
